--- a/projects/os4ls_grant/OS4LS_Work_Plan_ITK-SNAP.docx
+++ b/projects/os4ls_grant/OS4LS_Work_Plan_ITK-SNAP.docx
@@ -307,7 +307,7 @@
         <w:jc w:val="both"/>
       </w:pPr>
       <w:r>
-        <w:t xml:space="preserve">Expert interactions captured as machine-consumable, provenance-tagged records across a set of reviewed cases spanning at least one anatomy/modality; on at least one public benchmark (e.g., a cardiac benchmark such as ACDC and/or the Medical Segmentation Decathlon hippocampus task), fine-tuning on expert-corrected cases yields a measurable improvement over the uncorrected baseline on standard overlap and boundary metrics (magnitude reported); routing uncertain cases to the expert shows improved annotation efficiency versus random selection at comparable expert effort; and the evaluation harness, protocol, and record schema are released open source. [Year 2]</w:t>
+        <w:t xml:space="preserve">Expert interactions captured as machine-consumable, provenance-tagged records across a set of reviewed cases spanning at least one anatomy/modality; on at least one public benchmark (e.g., a cardiac CT benchmark such as MM-WHS and/or the Medical Segmentation Decathlon hippocampus task), fine-tuning on expert-corrected cases yields a measurable improvement over the uncorrected baseline on standard overlap and boundary metrics (magnitude reported); routing uncertain cases to the expert shows improved annotation efficiency versus random selection at comparable expert effort; and the evaluation harness, protocol, and record schema are released open source. [Year 2]</w:t>
       </w:r>
     </w:p>
     <w:p>
